--- a/Fase 2/Evidencias Proyecto/Evidencias de Documentación/Planificación Inicial/Plan de Pruebas Inicial - TTDH Automation.docx
+++ b/Fase 2/Evidencias Proyecto/Evidencias de Documentación/Planificación Inicial/Plan de Pruebas Inicial - TTDH Automation.docx
@@ -330,6 +330,29 @@
           <w:bCs w:val="1"/>
           <w:rtl w:val="0"/>
         </w:rPr>
+        <w:t>Recepción y Extracción de Documentos (OCR/IA):</w:t>
+      </w:r>
+      <w:r>
+        <w:rPr>
+          <w:rtl w:val="0"/>
+        </w:rPr>
+        <w:t xml:space="preserve"> Lectura de la casilla de correo institucional, descarga de adjuntos y conversión de PDF, documentos escaneados y fotografías a la plantilla estándar, incluida la precisión de los datos extraídos.</w:t>
+      </w:r>
+    </w:p>
+    <w:p>
+      <w:pPr>
+        <w:numPr>
+          <w:ilvl w:val="0"/>
+          <w:numId w:val="7"/>
+        </w:numPr>
+        <w:ind w:left="720" w:hanging="360"/>
+      </w:pPr>
+      <w:r>
+        <w:rPr>
+          <w:b w:val="1"/>
+          <w:bCs w:val="1"/>
+          <w:rtl w:val="0"/>
+        </w:rPr>
         <w:t xml:space="preserve">Componente de Inteligencia Artificial:</w:t>
       </w:r>
       <w:r>
@@ -542,7 +565,22 @@
         <w:rPr>
           <w:rtl w:val="0"/>
         </w:rPr>
-        <w:t xml:space="preserve">Probar los constraints, disparadores (triggers) y reglas de integridad en la base de datos PostgreSQL/MySQL.</w:t>
+        <w:t>Verificar el mapeo de los campos extraídos por OCR/IA a la plantilla estándar y el cálculo del nivel de confianza por registro.</w:t>
+      </w:r>
+    </w:p>
+    <w:p>
+      <w:pPr>
+        <w:numPr>
+          <w:ilvl w:val="0"/>
+          <w:numId w:val="1"/>
+        </w:numPr>
+        <w:ind w:left="720" w:hanging="360"/>
+      </w:pPr>
+      <w:r>
+        <w:rPr>
+          <w:rtl w:val="0"/>
+        </w:rPr>
+        <w:t>Probar los constraints, disparadores (triggers) y reglas de integridad en la base de datos SQL Server.</w:t>
       </w:r>
     </w:p>
     <w:p>
@@ -642,6 +680,21 @@
     </w:p>
     <w:p>
       <w:pPr>
+        <w:numPr>
+          <w:ilvl w:val="0"/>
+          <w:numId w:val="8"/>
+        </w:numPr>
+        <w:ind w:left="720" w:hanging="360"/>
+      </w:pPr>
+      <w:r>
+        <w:rPr>
+          <w:rtl w:val="0"/>
+        </w:rPr>
+        <w:t>Validar la integración del Módulo de Recepción con la casilla de correo (lectura y descarga de adjuntos) y del Módulo de Extracción con el servicio de OCR/IA.</w:t>
+      </w:r>
+    </w:p>
+    <w:p>
+      <w:pPr>
         <w:pStyle w:val="Heading3"/>
         <w:rPr/>
       </w:pPr>
@@ -662,7 +715,7 @@
         <w:rPr>
           <w:rtl w:val="0"/>
         </w:rPr>
-        <w:t xml:space="preserve">Foco en el cumplimiento estricto de los Requisitos Funcionales del proyecto (</w:t>
+        <w:t>Foco en el cumplimiento estricto de los Requisitos Funcionales del proyecto (</w:t>
       </w:r>
       <w:r>
         <w:rPr>
@@ -670,13 +723,13 @@
           <w:bCs w:val="1"/>
           <w:rtl w:val="0"/>
         </w:rPr>
-        <w:t xml:space="preserve">RF01 a RF11</w:t>
-      </w:r>
-      <w:r>
-        <w:rPr>
-          <w:rtl w:val="0"/>
-        </w:rPr>
-        <w:t xml:space="preserve">):</w:t>
+        <w:t>RF01 a RF12</w:t>
+      </w:r>
+      <w:r>
+        <w:rPr>
+          <w:rtl w:val="0"/>
+        </w:rPr>
+        <w:t>):</w:t>
       </w:r>
     </w:p>
     <w:p>
@@ -718,13 +771,13 @@
           <w:bCs w:val="1"/>
           <w:rtl w:val="0"/>
         </w:rPr>
-        <w:t xml:space="preserve">RF01 - Carga de Archivos TGR:</w:t>
-      </w:r>
-      <w:r>
-        <w:rPr>
-          <w:rtl w:val="0"/>
-        </w:rPr>
-        <w:t xml:space="preserve"> Confirmar la ingesta correcta de archivos de pago TGR.</w:t>
+        <w:t>RF01 - Recepción Multicanal y Multiformato de Documentos TGR:</w:t>
+      </w:r>
+      <w:r>
+        <w:rPr>
+          <w:rtl w:val="0"/>
+        </w:rPr>
+        <w:t xml:space="preserve"> Confirmar la recepción de documentos por correo institucional, SFTP y carga web, en todos los formatos permitidos, conservando el documento original y los datos del correo.</w:t>
       </w:r>
     </w:p>
     <w:p>
@@ -741,13 +794,13 @@
           <w:bCs w:val="1"/>
           <w:rtl w:val="0"/>
         </w:rPr>
-        <w:t xml:space="preserve">RF02 - Carga de Extractos Bancarios:</w:t>
-      </w:r>
-      <w:r>
-        <w:rPr>
-          <w:rtl w:val="0"/>
-        </w:rPr>
-        <w:t xml:space="preserve"> Validar la carga de cartolas del Banco Genérico.</w:t>
+        <w:t>RF02 - Parsing y Extracción Automatizada:</w:t>
+      </w:r>
+      <w:r>
+        <w:rPr>
+          <w:rtl w:val="0"/>
+        </w:rPr>
+        <w:t xml:space="preserve"> Verificar la identificación del encabezado, el detalle de transacciones y las sumatorias de control, y la extracción de los campos clave (RUT, fechas, folios y montos).</w:t>
       </w:r>
     </w:p>
     <w:p>
@@ -764,13 +817,13 @@
           <w:bCs w:val="1"/>
           <w:rtl w:val="0"/>
         </w:rPr>
-        <w:t xml:space="preserve">RF03 - Parseo Estructurado:</w:t>
-      </w:r>
-      <w:r>
-        <w:rPr>
-          <w:rtl w:val="0"/>
-        </w:rPr>
-        <w:t xml:space="preserve"> Verificar la extracción automatizada de campos clave (RUT, fechas, folios, montos).</w:t>
+        <w:t>RF03 - Motor de Validación de Datos:</w:t>
+      </w:r>
+      <w:r>
+        <w:rPr>
+          <w:rtl w:val="0"/>
+        </w:rPr>
+        <w:t xml:space="preserve"> Validar la aplicación de las reglas RN01 a RN04 (RUT Módulo 11, duplicidad, campos obligatorios y formato de archivo) antes de iniciar el cruce.</w:t>
       </w:r>
     </w:p>
     <w:p>
@@ -787,13 +840,13 @@
           <w:bCs w:val="1"/>
           <w:rtl w:val="0"/>
         </w:rPr>
-        <w:t xml:space="preserve">RF04 - Conciliación Automática:</w:t>
-      </w:r>
-      <w:r>
-        <w:rPr>
-          <w:rtl w:val="0"/>
-        </w:rPr>
-        <w:t xml:space="preserve"> Validar el cruce 1:1 y 1:N entre registros TGR y banco.</w:t>
+        <w:t>RF04 - Cruce Automático con Banco Genérico:</w:t>
+      </w:r>
+      <w:r>
+        <w:rPr>
+          <w:rtl w:val="0"/>
+        </w:rPr>
+        <w:t xml:space="preserve"> Validar el cruce 1:1 y 1:N entre los registros TGR y el Core Bancario de Banco Genérico.</w:t>
       </w:r>
     </w:p>
     <w:p>
@@ -810,13 +863,13 @@
           <w:bCs w:val="1"/>
           <w:rtl w:val="0"/>
         </w:rPr>
-        <w:t xml:space="preserve">RF05 - Algoritmo de Coincidencia por IA:</w:t>
-      </w:r>
-      <w:r>
-        <w:rPr>
-          <w:rtl w:val="0"/>
-        </w:rPr>
-        <w:t xml:space="preserve"> Evaluar el porcentaje de precisión del motor de IA en conciliaciones dudosas.</w:t>
+        <w:t>RF05 - Gestión de Excepciones y Rechazos:</w:t>
+      </w:r>
+      <w:r>
+        <w:rPr>
+          <w:rtl w:val="0"/>
+        </w:rPr>
+        <w:t xml:space="preserve"> Verificar la categorización automática de las causas de rechazo y el envío de inconsistencias a la bandeja de revisión manual.</w:t>
       </w:r>
     </w:p>
     <w:p>
@@ -833,13 +886,13 @@
           <w:bCs w:val="1"/>
           <w:rtl w:val="0"/>
         </w:rPr>
-        <w:t xml:space="preserve">RF06 - Gestión de Excepciones:</w:t>
-      </w:r>
-      <w:r>
-        <w:rPr>
-          <w:rtl w:val="0"/>
-        </w:rPr>
-        <w:t xml:space="preserve"> Verificar la marcación de inconsistencias y envío a bandeja de revisión manual.</w:t>
+        <w:t>RF06 - Dashboard Analítico e Interactivo:</w:t>
+      </w:r>
+      <w:r>
+        <w:rPr>
+          <w:rtl w:val="0"/>
+        </w:rPr>
+        <w:t xml:space="preserve"> Confirmar la correcta actualización de los KPI, montos procesados y estados de conciliación.</w:t>
       </w:r>
     </w:p>
     <w:p>
@@ -856,13 +909,13 @@
           <w:bCs w:val="1"/>
           <w:rtl w:val="0"/>
         </w:rPr>
-        <w:t xml:space="preserve">RF07 - Panel de Control (Dashboard):</w:t>
-      </w:r>
-      <w:r>
-        <w:rPr>
-          <w:rtl w:val="0"/>
-        </w:rPr>
-        <w:t xml:space="preserve"> Confirmar la correcta actualización de los indicadores KPI de conciliación.</w:t>
+        <w:t>RF07 - Generación de Reportes de Salida TGR:</w:t>
+      </w:r>
+      <w:r>
+        <w:rPr>
+          <w:rtl w:val="0"/>
+        </w:rPr>
+        <w:t xml:space="preserve"> Verificar que el archivo de respuesta de rendición cumpla con la estructura exigida por la TGR.</w:t>
       </w:r>
     </w:p>
     <w:p>
@@ -879,13 +932,13 @@
           <w:bCs w:val="1"/>
           <w:rtl w:val="0"/>
         </w:rPr>
-        <w:t xml:space="preserve">RF08 - Exportación de Reportes:</w:t>
-      </w:r>
-      <w:r>
-        <w:rPr>
-          <w:rtl w:val="0"/>
-        </w:rPr>
-        <w:t xml:space="preserve"> Probar la descarga de reportes detallados y resúmenes ejecutivos.</w:t>
+        <w:t>RF08 - Módulo de Inteligencia Artificial Analítica:</w:t>
+      </w:r>
+      <w:r>
+        <w:rPr>
+          <w:rtl w:val="0"/>
+        </w:rPr>
+        <w:t xml:space="preserve"> Evaluar la precisión en la detección de tendencias y anomalías de rechazo, y la calidad de los resúmenes y respuestas en lenguaje natural.</w:t>
       </w:r>
     </w:p>
     <w:p>
@@ -902,13 +955,13 @@
           <w:bCs w:val="1"/>
           <w:rtl w:val="0"/>
         </w:rPr>
-        <w:t xml:space="preserve">RF09 - Trazabilidad y Auditoría:</w:t>
-      </w:r>
-      <w:r>
-        <w:rPr>
-          <w:rtl w:val="0"/>
-        </w:rPr>
-        <w:t xml:space="preserve"> Validar el registro de bitácora (</w:t>
+        <w:t>RF09 - Gestión de Roles y Permisos (RBAC):</w:t>
+      </w:r>
+      <w:r>
+        <w:rPr>
+          <w:rtl w:val="0"/>
+        </w:rPr>
+        <w:t xml:space="preserve"> Verificar los permisos de acceso según el perfil (Administrador, Analista de Conciliación, Auditor y Consulta).</w:t>
       </w:r>
       <w:r>
         <w:rPr>
@@ -916,13 +969,11 @@
           <w:iCs w:val="1"/>
           <w:rtl w:val="0"/>
         </w:rPr>
-        <w:t xml:space="preserve">logs</w:t>
-      </w:r>
-      <w:r>
-        <w:rPr>
-          <w:rtl w:val="0"/>
-        </w:rPr>
-        <w:t xml:space="preserve">) para acciones de usuarios y cambios de estado.</w:t>
+      </w:r>
+      <w:r>
+        <w:rPr>
+          <w:rtl w:val="0"/>
+        </w:rPr>
       </w:r>
     </w:p>
     <w:p>
@@ -939,13 +990,13 @@
           <w:bCs w:val="1"/>
           <w:rtl w:val="0"/>
         </w:rPr>
-        <w:t xml:space="preserve">RF10 - Gestión de Usuarios y Roles:</w:t>
-      </w:r>
-      <w:r>
-        <w:rPr>
-          <w:rtl w:val="0"/>
-        </w:rPr>
-        <w:t xml:space="preserve"> Verificar los permisos de acceso según el perfil (Analista, Administrador).</w:t>
+        <w:t>RF10 - Módulo de Auditoría y Trazabilidad Total:</w:t>
+      </w:r>
+      <w:r>
+        <w:rPr>
+          <w:rtl w:val="0"/>
+        </w:rPr>
+        <w:t xml:space="preserve"> Validar el registro inalterable de la bitácora para las acciones de usuarios y los cambios de estado.</w:t>
       </w:r>
     </w:p>
     <w:p>
@@ -962,13 +1013,105 @@
           <w:bCs w:val="1"/>
           <w:rtl w:val="0"/>
         </w:rPr>
-        <w:t xml:space="preserve">RF11 - Notificaciones del Sistema:</w:t>
-      </w:r>
-      <w:r>
-        <w:rPr>
-          <w:rtl w:val="0"/>
-        </w:rPr>
-        <w:t xml:space="preserve"> Validar alertas del sistema ante fallas de carga o discrepancias severas.</w:t>
+        <w:t>RF11 - Exportación de Resultados y Métricas:</w:t>
+      </w:r>
+      <w:r>
+        <w:rPr>
+          <w:rtl w:val="0"/>
+        </w:rPr>
+        <w:t xml:space="preserve"> Probar la exportación de datasets y reportes en Excel, PDF y CSV.</w:t>
+      </w:r>
+    </w:p>
+    <w:p>
+      <w:pPr>
+        <w:numPr>
+          <w:ilvl w:val="0"/>
+          <w:numId w:val="3"/>
+        </w:numPr>
+        <w:ind w:left="720" w:hanging="360"/>
+      </w:pPr>
+      <w:r>
+        <w:rPr>
+          <w:b w:val="1"/>
+          <w:bCs w:val="1"/>
+          <w:rtl w:val="0"/>
+        </w:rPr>
+        <w:t>RF12 - Extracción y Normalización de Documentos (OCR/IA):</w:t>
+      </w:r>
+      <w:r>
+        <w:rPr>
+          <w:rtl w:val="0"/>
+        </w:rPr>
+        <w:t xml:space="preserve"> Verificar la conversión a la plantilla estándar de PDF con texto, PDF escaneados y fotografías tomadas con celular.</w:t>
+      </w:r>
+    </w:p>
+    <w:p>
+      <w:pPr>
+        <w:numPr>
+          <w:ilvl w:val="0"/>
+          <w:numId w:val="3"/>
+        </w:numPr>
+        <w:ind w:left="720" w:hanging="360"/>
+      </w:pPr>
+      <w:r>
+        <w:rPr>
+          <w:b w:val="1"/>
+          <w:bCs w:val="1"/>
+          <w:rtl w:val="0"/>
+        </w:rPr>
+        <w:t>Extracción - Recepción por correo:</w:t>
+      </w:r>
+      <w:r>
+        <w:rPr>
+          <w:rtl w:val="0"/>
+        </w:rPr>
+        <w:t xml:space="preserve"> Probar correos de remitentes no autorizados, correos sin adjuntos, adjuntos con formato no permitido y el mismo documento enviado dos veces (RN02).</w:t>
+      </w:r>
+    </w:p>
+    <w:p>
+      <w:pPr>
+        <w:numPr>
+          <w:ilvl w:val="0"/>
+          <w:numId w:val="3"/>
+        </w:numPr>
+        <w:ind w:left="720" w:hanging="360"/>
+      </w:pPr>
+      <w:r>
+        <w:rPr>
+          <w:b w:val="1"/>
+          <w:bCs w:val="1"/>
+          <w:rtl w:val="0"/>
+        </w:rPr>
+        <w:t>Extracción - Fotografías y escaneos:</w:t>
+      </w:r>
+      <w:r>
+        <w:rPr>
+          <w:rtl w:val="0"/>
+        </w:rPr>
+        <w:t xml:space="preserve"> Probar imágenes torcidas o con perspectiva, borrosas o de baja resolución, con sombras o reflejos, rotadas 90° o 180° y páginas parcialmente cortadas.</w:t>
+      </w:r>
+    </w:p>
+    <w:p>
+      <w:pPr>
+        <w:numPr>
+          <w:ilvl w:val="0"/>
+          <w:numId w:val="3"/>
+        </w:numPr>
+        <w:ind w:left="720" w:hanging="360"/>
+      </w:pPr>
+      <w:r>
+        <w:rPr>
+          <w:b w:val="1"/>
+          <w:bCs w:val="1"/>
+          <w:rtl w:val="0"/>
+        </w:rPr>
+        <w:t>Extracción - Calidad de los datos (RN05):</w:t>
+      </w:r>
+      <w:r>
+        <w:rPr>
+          <w:rtl w:val="0"/>
+        </w:rPr>
+        <w:t xml:space="preserve"> Verificar que los registros con confianza bajo 90% y los documentos cuyos totales no cuadran con las sumatorias de control se deriven a la Bandeja de Excepciones como "Revisión de Extracción" y no ingresen al cruce automático.</w:t>
       </w:r>
     </w:p>
     <w:p>
@@ -1109,7 +1252,7 @@
         <w:rPr>
           <w:rtl w:val="0"/>
         </w:rPr>
-        <w:t xml:space="preserve">) de la TGR y el Banco Genérico.</w:t>
+        <w:t>) de la TGR y el Banco Genérico. Para la extracción se preparará un set de documentos simulados en PDF, escaneos y fotografías de distinta calidad (nítidos, torcidos y borrosos), sin datos reales de deudores.</w:t>
       </w:r>
     </w:p>
     <w:p>
@@ -1485,7 +1628,7 @@
           <w:bCs w:val="1"/>
           <w:rtl w:val="0"/>
         </w:rPr>
-        <w:t xml:space="preserve">Cobertura de Requisitos:</w:t>
+        <w:t>Cobertura de Requisitos:</w:t>
       </w:r>
       <w:r>
         <w:rPr>
@@ -1499,13 +1642,13 @@
           <w:bCs w:val="1"/>
           <w:rtl w:val="0"/>
         </w:rPr>
-        <w:t xml:space="preserve">RF01 a RF11</w:t>
-      </w:r>
-      <w:r>
-        <w:rPr>
-          <w:rtl w:val="0"/>
-        </w:rPr>
-        <w:t xml:space="preserve">.</w:t>
+        <w:t>RF01 a RF12</w:t>
+      </w:r>
+      <w:r>
+        <w:rPr>
+          <w:rtl w:val="0"/>
+        </w:rPr>
+        <w:t>.</w:t>
       </w:r>
     </w:p>
     <w:p>
@@ -1552,6 +1695,29 @@
           <w:rtl w:val="0"/>
         </w:rPr>
         <w:t xml:space="preserve"> Coincidencia exacta esperada en al menos un 95% de los casos de prueba automatizados con datos sintéticos.</w:t>
+      </w:r>
+    </w:p>
+    <w:p>
+      <w:pPr>
+        <w:numPr>
+          <w:ilvl w:val="0"/>
+          <w:numId w:val="6"/>
+        </w:numPr>
+        <w:ind w:left="720" w:hanging="360"/>
+      </w:pPr>
+      <w:r>
+        <w:rPr>
+          <w:b w:val="1"/>
+          <w:bCs w:val="1"/>
+          <w:rtl w:val="0"/>
+        </w:rPr>
+        <w:t>Precisión de Extracción:</w:t>
+      </w:r>
+      <w:r>
+        <w:rPr>
+          <w:rtl w:val="0"/>
+        </w:rPr>
+        <w:t xml:space="preserve"> Al menos 95% de los campos críticos (RUT, Monto y Cuenta de Destino) extraídos correctamente en el set de documentos simulados, y 100% de los registros bajo el umbral de confianza derivados a revisión manual.</w:t>
       </w:r>
     </w:p>
     <w:p>

--- a/Fase 2/Evidencias Proyecto/Evidencias de Documentación/Planificación Inicial/Plan de Pruebas Inicial - TTDH Automation.docx
+++ b/Fase 2/Evidencias Proyecto/Evidencias de Documentación/Planificación Inicial/Plan de Pruebas Inicial - TTDH Automation.docx
@@ -690,7 +690,7 @@
         <w:rPr>
           <w:rtl w:val="0"/>
         </w:rPr>
-        <w:t>Validar la integración del Módulo de Recepción con la casilla de correo (lectura y descarga de adjuntos) y del Módulo de Extracción con el servicio de OCR/IA.</w:t>
+        <w:t xml:space="preserve">Validar la integración del Módulo de Recepción con la casilla de correo (lectura y descarga de adjuntos) y del Módulo de Extracción con el motor Tesseract OCR.</w:t>
       </w:r>
     </w:p>
     <w:p>
@@ -1399,7 +1399,7 @@
               <w:rPr>
                 <w:rtl w:val="0"/>
               </w:rPr>
-              <w:t xml:space="preserve">Instancia de prueba aislada con esquemas idénticos a producción.</w:t>
+              <w:t xml:space="preserve">Instancia de prueba aislada en SQL Server con esquemas idénticos a producción.</w:t>
             </w:r>
           </w:p>
         </w:tc>
@@ -1440,7 +1440,7 @@
               <w:rPr>
                 <w:rtl w:val="0"/>
               </w:rPr>
-              <w:t xml:space="preserve">Servidor de pruebas ejecutando entornos virtuales con datos </w:t>
+              <w:t xml:space="preserve">Servidor de pruebas con entornos virtuales de Python (ETL, API, IA y Tesseract OCR) y datos mock.</w:t>
             </w:r>
             <w:r>
               <w:rPr>
@@ -1448,13 +1448,13 @@
                 <w:iCs w:val="1"/>
                 <w:rtl w:val="0"/>
               </w:rPr>
-              <w:t xml:space="preserve">mock</w:t>
+              <w:t xml:space="preserve"/>
             </w:r>
             <w:r>
               <w:rPr>
                 <w:rtl w:val="0"/>
               </w:rPr>
-              <w:t xml:space="preserve">.</w:t>
+              <w:t xml:space="preserve"/>
             </w:r>
           </w:p>
         </w:tc>
@@ -1495,7 +1495,7 @@
               <w:rPr>
                 <w:rtl w:val="0"/>
               </w:rPr>
-              <w:t xml:space="preserve">Despliegue en ambiente local o dev para ejecución de pruebas UI.</w:t>
+              <w:t xml:space="preserve">Aplicación React desplegada en ambiente local o dev para ejecución de pruebas UI.</w:t>
             </w:r>
           </w:p>
         </w:tc>
